--- a/The Dolphins' View of History/chapters/16 - Before Columbus - Cities, Corn, and Knotted String.docx
+++ b/The Dolphins' View of History/chapters/16 - Before Columbus - Cities, Corn, and Knotted String.docx
@@ -18,7 +18,7 @@
           <w:sz w:val="36"/>
           <w:szCs w:val="36"/>
         </w:rPr>
-        <w:t xml:space="preserve">Chapter 16: Before Columbus — Cities, Corn, and Knotted String</w:t>
+        <w:t xml:space="preserve">2600 BCE to 1491 CE: Before Columbus — Cities, Corn, and Knotted String</w:t>
       </w:r>
     </w:p>
     <w:p>

--- a/The Dolphins' View of History/chapters/16 - Before Columbus - Cities, Corn, and Knotted String.docx
+++ b/The Dolphins' View of History/chapters/16 - Before Columbus - Cities, Corn, and Knotted String.docx
@@ -42,23 +42,23 @@
         <w:spacing w:after="200"/>
       </w:pPr>
       <w:r>
-        <w:t xml:space="preserve">Caral, in Peru's Supe Valley, was raising monumental pyramids around 2600 BCE, roughly when Egypt was raising its own. The Olmec of the Gulf Coast carved colossal stone heads. The Maya built astronomically aligned cities in the rainforest and developed one of the few true writing systems in the world. Teotihuacan, near present-day Mexico City, held well over a hundred thousand people at its height, making it one of the largest cities on Earth. The great Maya cities were largely abandoned between about 800 and 950 CE, apparently through some combination of drought, warfare, and overreach, a sequence that recurs throughout this book.</w:t>
-      </w:r>
-    </w:p>
-    <w:p>
-      <w:pPr>
-        <w:spacing w:after="200"/>
-      </w:pPr>
-      <w:r>
-        <w:t xml:space="preserve">By 1519 the Aztec, or Mexica, capital of Tenochtitlan, built on an island in a lake and fed by artificial floating gardens, held some two hundred thousand people, more than most European cities of the day. It had aqueducts, causeways, and a market that astonished the Spaniards. It also practiced human sacrifice on a scale that horrified them, and dolphin historians think it important to say so plainly: a civilization can be both a marvel and a horror, and the humans of both hemispheres demonstrated as much.</w:t>
-      </w:r>
-    </w:p>
-    <w:p>
-      <w:pPr>
-        <w:spacing w:after="200"/>
-      </w:pPr>
-      <w:r>
-        <w:t xml:space="preserve">In the Andes, the Inca Empire, at its height in the 15th century, ruled some ten million people across the length of the mountain chain, linked by roads and rope bridges running somewhere from 14,000 to 25,000 miles depending on what counts as part of the network, without the wheel, without draft animals beyond the llama, and without any writing that anyone has been able to read. It kept its records on the quipu, a system of knotted, colored strings in which the type and position of each knot recorded numbers, and, some scholars now argue, possibly more.</w:t>
+        <w:t xml:space="preserve">Caral, in Peru's Supe Valley, was raising monumental pyramids around 2600 BCE, roughly when Egypt was raising its own. The Olmec of the Gulf Coast carved colossal stone heads. The Maya built astronomically aligned cities in the rainforest and developed one of the few true writing systems in the world. Teotihuacan, near present-day Mexico City, held perhaps a hundred thousand people or more at its height, which would have made it one of the largest cities on Earth. The great Maya cities were largely abandoned between about 800 and 950 CE, apparently through some combination of drought, warfare, and overreach, a sequence that recurs throughout this book.</w:t>
+      </w:r>
+    </w:p>
+    <w:p>
+      <w:pPr>
+        <w:spacing w:after="200"/>
+      </w:pPr>
+      <w:r>
+        <w:t xml:space="preserve">By 1519 the Aztec, or Mexica, capital of Tenochtitlan, built on an island in a lake and fed by artificial floating gardens, held, on estimates that run from about 60,000 to more than 200,000, more people than most European cities of the day, even at the low figure. It had aqueducts, causeways, and a market that astonished the Spaniards. It also practiced human sacrifice on a scale that horrified them, and dolphin historians think it important to say so plainly: a civilization can be both a marvel and a horror, and the humans of both hemispheres demonstrated as much.</w:t>
+      </w:r>
+    </w:p>
+    <w:p>
+      <w:pPr>
+        <w:spacing w:after="200"/>
+      </w:pPr>
+      <w:r>
+        <w:t xml:space="preserve">In the Andes, the Inca Empire, at its height in the 15th century, ruled perhaps ten million people (estimates run from about six to fourteen million) across the length of the mountain chain, linked by roads and rope bridges running somewhere from 14,000 to 25,000 miles depending on what counts as part of the network, without the wheel, without draft animals beyond the llama, and without any writing that anyone has been able to read. It kept its records on the quipu, a system of knotted, colored strings in which the type and position of each knot recorded numbers, and, some scholars now argue, possibly more.</w:t>
       </w:r>
     </w:p>
     <w:p>
@@ -86,7 +86,27 @@
         <w:spacing w:after="200"/>
       </w:pPr>
       <w:r>
-        <w:t xml:space="preserve">North of Mexico, Cahokia, beside the Mississippi near present-day St. Louis, held perhaps ten to twenty thousand people around 1100 CE and built Monks Mound, an earthwork larger at its base than the Great Pyramid of Giza. In the Amazon basin, farmers engineered dark, fertile soils, terra preta, that are still worked today. Estimates of the population of the whole hemisphere before 1492 run to tens of millions.</w:t>
+        <w:t xml:space="preserve">North of Mexico, Cahokia, beside the Mississippi near present-day St. Louis, held perhaps ten to twenty thousand people around 1100 CE and built Monks Mound, an earthwork larger at its base than the Great Pyramid of Giza. In the Amazon basin, farmers engineered dark, fertile soils, terra preta, that are still worked today.</w:t>
+      </w:r>
+    </w:p>
+    <w:p>
+      <w:pPr>
+        <w:spacing w:after="200"/>
+      </w:pPr>
+      <w:r>
+        <w:t xml:space="preserve">How many people lived in the whole hemisphere in 1491 is one of the most contested numbers in this book. In 1966 the anthropologist Henry Dobyns proposed as many as 90 to 112 million. Skeptics, most forcefully the historian David Henige, answered that such figures multiply one guess by another. A 2019 synthesis of the regional studies settled near 60 million, with wide margins either side. Every estimate shapes the next chapter, because the size of the collapse depends on the size of what collapsed.</w:t>
+      </w:r>
+    </w:p>
+    <w:p>
+      <w:pPr>
+        <w:spacing w:after="200"/>
+      </w:pPr>
+      <w:r>
+        <w:rPr>
+          <w:i/>
+          <w:iCs/>
+        </w:rPr>
+        <w:t xml:space="preserve">The Society divides on this question into the High Counters and the Low Counters, a split that mirrors the human one so exactly that each school accuses the other of having read the wrong anthropologist. Both agree on the shape of what came next, which is the part that matters.</w:t>
       </w:r>
     </w:p>
     <w:p>
@@ -126,7 +146,7 @@
           <w:i/>
           <w:iCs/>
         </w:rPr>
-        <w:t xml:space="preserve">The Americas of 1491 were not a wilderness waiting to be found. They held cities larger than most in Europe, crops that would go on to feed the world, and, in the quipu, a rival to the idea of writing itself. Everything that follows in the next chapters is, in part, a story about what was done to a hemisphere that was doing fine. The dolphins add, in a spirit of gratitude, that there would be no chips without the Andes, and that fish and chips is therefore half Andean.</w:t>
+        <w:t xml:space="preserve">The Americas of 1491 were not a wilderness waiting to be found. They held cities larger than most in Europe, crops that would go on to feed the world, and, in the quipu, a rival to the idea of writing itself. They had their own empires, wars, and cruelties, and were in no need of rescue. Everything that follows in the next chapters is, in part, a story about what was done to them. The dolphins add, in a spirit of gratitude, that there would be no chips without the Andes, and that fish and chips is therefore half Andean.</w:t>
       </w:r>
     </w:p>
     <w:sectPr>
